--- a/course-content/2. Scripts/Script_2_3_Hooks_and_Automation.docx
+++ b/course-content/2. Scripts/Script_2_3_Hooks_and_Automation.docx
@@ -14,7 +14,7 @@
           <w:sz w:val="28"/>
           <w:szCs w:val="28"/>
         </w:rPr>
-        <w:t xml:space="preserve">02_03 Hooks &amp; Automation --- Quality on Autopilot</w:t>
+        <w:t xml:space="preserve">02_03 Custom Slash Commands &amp; Workflow Automation</w:t>
       </w:r>
     </w:p>
     <w:p>
@@ -93,7 +93,7 @@
                 <w:sz w:val="20"/>
                 <w:szCs w:val="20"/>
               </w:rPr>
-              <w:t xml:space="preserve">After watching this video, the learner will be able to configure Claude Code hooks that automatically enforce quality standards without manual intervention.</w:t>
+              <w:t xml:space="preserve">After watching this video, the learner will be able to create custom slash commands that turn repeated workflows into reliable, one-word actions.</w:t>
             </w:r>
           </w:p>
         </w:tc>
@@ -160,7 +160,7 @@
                 <w:sz w:val="20"/>
                 <w:szCs w:val="20"/>
               </w:rPr>
-              <w:t xml:space="preserve">1 - Hooks are automatic triggers: PreToolUse (before action) and PostToolUse (after action)</w:t>
+              <w:t xml:space="preserve">1 - Slash commands live in .claude/commands/ and turn repeated prompts into reusable actions</w:t>
             </w:r>
           </w:p>
           <w:p>
@@ -170,7 +170,7 @@
                 <w:sz w:val="20"/>
                 <w:szCs w:val="20"/>
               </w:rPr>
-              <w:t xml:space="preserve">2 - Four practical hooks: auto-lint, auto-test, block dangerous commands, notifications</w:t>
+              <w:t xml:space="preserve">2 - Three practical commands: /verify (test+lint), /review (code review), /scaffold (generate boilerplate)</w:t>
             </w:r>
           </w:p>
           <w:p>
@@ -180,7 +180,7 @@
                 <w:sz w:val="20"/>
                 <w:szCs w:val="20"/>
               </w:rPr>
-              <w:t xml:space="preserve">3 - Skills tell Claude HOW to code; Hooks verify the output AFTER</w:t>
+              <w:t xml:space="preserve">3 - Good commands are deterministic: explicit steps, structured output, clear success criteria</w:t>
             </w:r>
           </w:p>
           <w:p>
@@ -190,7 +190,7 @@
                 <w:sz w:val="20"/>
                 <w:szCs w:val="20"/>
               </w:rPr>
-              <w:t xml:space="preserve">4 - Together, Skills + Hooks create a quality feedback loop---the conductor's toolkit</w:t>
+              <w:t xml:space="preserve">4 - Commands are team-shareable: commit them to the repo and everyone gets the same workflows</w:t>
             </w:r>
           </w:p>
         </w:tc>
@@ -350,20 +350,20 @@
           <w:sz w:val="22"/>
           <w:szCs w:val="22"/>
         </w:rPr>
-        <w:t xml:space="preserve">Skills tell Claude how to write code. But what verifies the code after it's written? That's where Hooks come in.</w:t>
-      </w:r>
-    </w:p>
-    <w:p>
-      <w:pPr>
-        <w:spacing w:after="80" w:before="80"/>
-      </w:pPr>
-      <w:r>
-        <w:rPr>
-          <w:rFonts w:ascii="Arial" w:cs="Arial" w:eastAsia="Arial" w:hAnsi="Arial"/>
-          <w:sz w:val="22"/>
-          <w:szCs w:val="22"/>
-        </w:rPr>
-        <w:t xml:space="preserve">Hooks are automatic triggers that fire before or after Claude takes actions. Think of them as event listeners for your AI workflow. They're the second half of the conductor's toolkit.</w:t>
+        <w:t xml:space="preserve">Skills teach Claude your standards. But what about the workflows you repeat every day? Testing, reviewing, scaffolding new features---you type the same prompts over and over. That’s where custom slash commands come in.</w:t>
+      </w:r>
+    </w:p>
+    <w:p>
+      <w:pPr>
+        <w:spacing w:after="80" w:before="80"/>
+      </w:pPr>
+      <w:r>
+        <w:rPr>
+          <w:rFonts w:ascii="Arial" w:cs="Arial" w:eastAsia="Arial" w:hAnsi="Arial"/>
+          <w:sz w:val="22"/>
+          <w:szCs w:val="22"/>
+        </w:rPr>
+        <w:t xml:space="preserve">Slash commands are markdown files that live in .claude/commands/. Each one encodes a prompt you’d normally type by hand---but now it’s a single word. Repeatable, shareable, and consistent every time.</w:t>
       </w:r>
     </w:p>
     <w:p>
@@ -393,7 +393,7 @@
           <w:sz w:val="22"/>
           <w:szCs w:val="22"/>
         </w:rPr>
-        <w:t xml:space="preserve">I'm in the 2.3 demo clean directory. It has an Express project with tests, but no .claude directory. Let's add hooks.</w:t>
+        <w:t xml:space="preserve">I’m in the 2.3 demo clean directory. It has an Express project with tests, but no .claude directory yet. Let’s build some commands.</w:t>
       </w:r>
     </w:p>
     <w:p>
@@ -410,33 +410,20 @@
           <w:sz w:val="22"/>
           <w:szCs w:val="22"/>
         </w:rPr>
-        <w:t xml:space="preserve">***[Action: Create .claude/hooks.json]***</w:t>
-      </w:r>
-    </w:p>
-    <w:p>
-      <w:pPr>
-        <w:spacing w:after="80" w:before="80"/>
-      </w:pPr>
-      <w:r>
-        <w:rPr>
-          <w:rFonts w:ascii="Arial" w:cs="Arial" w:eastAsia="Arial" w:hAnsi="Arial"/>
-          <w:sz w:val="22"/>
-          <w:szCs w:val="22"/>
-        </w:rPr>
-        <w:t xml:space="preserve">I'm adding four hooks. Let me walk through each one.</w:t>
-      </w:r>
-    </w:p>
-    <w:p>
-      <w:pPr>
-        <w:spacing w:after="80" w:before="80"/>
-      </w:pPr>
-      <w:r>
-        <w:rPr>
-          <w:rFonts w:ascii="Arial" w:cs="Arial" w:eastAsia="Arial" w:hAnsi="Arial"/>
-          <w:sz w:val="22"/>
-          <w:szCs w:val="22"/>
-        </w:rPr>
-        <w:t xml:space="preserve">First---auto-lint. This is a PostToolUse hook on file_write. Every time Claude writes or modifies a file, ESLint runs automatically.</w:t>
+        <w:t xml:space="preserve">***[Action: Create .claude/commands/verify.md]***</w:t>
+      </w:r>
+    </w:p>
+    <w:p>
+      <w:pPr>
+        <w:spacing w:after="80" w:before="80"/>
+      </w:pPr>
+      <w:r>
+        <w:rPr>
+          <w:rFonts w:ascii="Arial" w:cs="Arial" w:eastAsia="Arial" w:hAnsi="Arial"/>
+          <w:sz w:val="22"/>
+          <w:szCs w:val="22"/>
+        </w:rPr>
+        <w:t xml:space="preserve">First command: /verify. This runs the tests, runs the linter, and summarizes any failures with suggested fixes. Notice the structure---it has explicit steps, it tells Claude exactly what tools to use, and it defines what success looks like. That’s the key to reliable commands: be deterministic.</w:t>
       </w:r>
     </w:p>
     <w:p>
@@ -453,33 +440,20 @@
           <w:sz w:val="22"/>
           <w:szCs w:val="22"/>
         </w:rPr>
-        <w:t xml:space="preserve">***[Action: Show the auto-lint hook in hooks.json]***</w:t>
-      </w:r>
-    </w:p>
-    <w:p>
-      <w:pPr>
-        <w:spacing w:after="80" w:before="80"/>
-      </w:pPr>
-      <w:r>
-        <w:rPr>
-          <w:rFonts w:ascii="Arial" w:cs="Arial" w:eastAsia="Arial" w:hAnsi="Arial"/>
-          <w:sz w:val="22"/>
-          <w:szCs w:val="22"/>
-        </w:rPr>
-        <w:t xml:space="preserve">Second---auto-test. Another PostToolUse hook. When Claude modifies any file in the src directory, it runs the related tests.</w:t>
-      </w:r>
-    </w:p>
-    <w:p>
-      <w:pPr>
-        <w:spacing w:after="80" w:before="80"/>
-      </w:pPr>
-      <w:r>
-        <w:rPr>
-          <w:rFonts w:ascii="Arial" w:cs="Arial" w:eastAsia="Arial" w:hAnsi="Arial"/>
-          <w:sz w:val="22"/>
-          <w:szCs w:val="22"/>
-        </w:rPr>
-        <w:t xml:space="preserve">Third---and this one's my favorite---a dangerous command blocker. This is a PreToolUse hook on shell commands. If Claude tries to run anything matching rm -rf, DROP TABLE, or git push --force, the hook intercepts it before execution.</w:t>
+        <w:t xml:space="preserve">***[Action: Show the verify.md content in the editor]***</w:t>
+      </w:r>
+    </w:p>
+    <w:p>
+      <w:pPr>
+        <w:spacing w:after="80" w:before="80"/>
+      </w:pPr>
+      <w:r>
+        <w:rPr>
+          <w:rFonts w:ascii="Arial" w:cs="Arial" w:eastAsia="Arial" w:hAnsi="Arial"/>
+          <w:sz w:val="22"/>
+          <w:szCs w:val="22"/>
+        </w:rPr>
+        <w:t xml:space="preserve">Second command: /review. This one tells Claude to review the current file for security issues, performance problems, and code style---then output a structured summary with severity levels. Instead of typing that paragraph every time, you just type /review.</w:t>
       </w:r>
     </w:p>
     <w:p>
@@ -496,33 +470,20 @@
           <w:sz w:val="22"/>
           <w:szCs w:val="22"/>
         </w:rPr>
-        <w:t xml:space="preserve">***[Action: Show the block hook]***</w:t>
-      </w:r>
-    </w:p>
-    <w:p>
-      <w:pPr>
-        <w:spacing w:after="80" w:before="80"/>
-      </w:pPr>
-      <w:r>
-        <w:rPr>
-          <w:rFonts w:ascii="Arial" w:cs="Arial" w:eastAsia="Arial" w:hAnsi="Arial"/>
-          <w:sz w:val="22"/>
-          <w:szCs w:val="22"/>
-        </w:rPr>
-        <w:t xml:space="preserve">Fourth---a notification hook. When a task completes, it sends a desktop notification so you can step away during long operations.</w:t>
-      </w:r>
-    </w:p>
-    <w:p>
-      <w:pPr>
-        <w:spacing w:after="80" w:before="80"/>
-      </w:pPr>
-      <w:r>
-        <w:rPr>
-          <w:rFonts w:ascii="Arial" w:cs="Arial" w:eastAsia="Arial" w:hAnsi="Arial"/>
-          <w:sz w:val="22"/>
-          <w:szCs w:val="22"/>
-        </w:rPr>
-        <w:t xml:space="preserve">Let me show you these in action.</w:t>
+        <w:t xml:space="preserve">***[Action: Create .claude/commands/review.md and show content]***</w:t>
+      </w:r>
+    </w:p>
+    <w:p>
+      <w:pPr>
+        <w:spacing w:after="80" w:before="80"/>
+      </w:pPr>
+      <w:r>
+        <w:rPr>
+          <w:rFonts w:ascii="Arial" w:cs="Arial" w:eastAsia="Arial" w:hAnsi="Arial"/>
+          <w:sz w:val="22"/>
+          <w:szCs w:val="22"/>
+        </w:rPr>
+        <w:t xml:space="preserve">Third: /scaffold. This one takes an argument---a feature name---and generates a new route file, a test file, and wires them into the app. It’s like having a project generator that understands your codebase.</w:t>
       </w:r>
     </w:p>
     <w:p>
@@ -539,33 +500,20 @@
           <w:sz w:val="22"/>
           <w:szCs w:val="22"/>
         </w:rPr>
-        <w:t xml:space="preserve">***[Action: Ask Claude to "add a DELETE endpoint to the notes API"]***</w:t>
-      </w:r>
-    </w:p>
-    <w:p>
-      <w:pPr>
-        <w:spacing w:after="80" w:before="80"/>
-      </w:pPr>
-      <w:r>
-        <w:rPr>
-          <w:rFonts w:ascii="Arial" w:cs="Arial" w:eastAsia="Arial" w:hAnsi="Arial"/>
-          <w:sz w:val="22"/>
-          <w:szCs w:val="22"/>
-        </w:rPr>
-        <w:t xml:space="preserve">Watch the bottom of the terminal. Claude is writing the file---there goes the linter, running automatically. Clean. Now it's modifying the test file---tests are running. All passing.</w:t>
-      </w:r>
-    </w:p>
-    <w:p>
-      <w:pPr>
-        <w:spacing w:after="80" w:before="80"/>
-      </w:pPr>
-      <w:r>
-        <w:rPr>
-          <w:rFonts w:ascii="Arial" w:cs="Arial" w:eastAsia="Arial" w:hAnsi="Arial"/>
-          <w:sz w:val="22"/>
-          <w:szCs w:val="22"/>
-        </w:rPr>
-        <w:t xml:space="preserve">Now let me trigger the safety hook.</w:t>
+        <w:t xml:space="preserve">***[Action: Create .claude/commands/scaffold.md and show content]***</w:t>
+      </w:r>
+    </w:p>
+    <w:p>
+      <w:pPr>
+        <w:spacing w:after="80" w:before="80"/>
+      </w:pPr>
+      <w:r>
+        <w:rPr>
+          <w:rFonts w:ascii="Arial" w:cs="Arial" w:eastAsia="Arial" w:hAnsi="Arial"/>
+          <w:sz w:val="22"/>
+          <w:szCs w:val="22"/>
+        </w:rPr>
+        <w:t xml:space="preserve">Now let me run one of these. I’ll type /verify in Claude Code.</w:t>
       </w:r>
     </w:p>
     <w:p>
@@ -582,20 +530,20 @@
           <w:sz w:val="22"/>
           <w:szCs w:val="22"/>
         </w:rPr>
-        <w:t xml:space="preserve">***[Action: Ask Claude to "clean up all temporary files with rm -rf /tmp"]***</w:t>
-      </w:r>
-    </w:p>
-    <w:p>
-      <w:pPr>
-        <w:spacing w:after="80" w:before="80"/>
-      </w:pPr>
-      <w:r>
-        <w:rPr>
-          <w:rFonts w:ascii="Arial" w:cs="Arial" w:eastAsia="Arial" w:hAnsi="Arial"/>
-          <w:sz w:val="22"/>
-          <w:szCs w:val="22"/>
-        </w:rPr>
-        <w:t xml:space="preserve">See that? The hook intercepted it before Claude could execute the command. It shows a warning and blocks the action. This is your safety net for autonomous workflows.</w:t>
+        <w:t xml:space="preserve">***[Action: Type /verify in Claude Code and show it running tests, lint, and summarizing]***</w:t>
+      </w:r>
+    </w:p>
+    <w:p>
+      <w:pPr>
+        <w:spacing w:after="80" w:before="80"/>
+      </w:pPr>
+      <w:r>
+        <w:rPr>
+          <w:rFonts w:ascii="Arial" w:cs="Arial" w:eastAsia="Arial" w:hAnsi="Arial"/>
+          <w:sz w:val="22"/>
+          <w:szCs w:val="22"/>
+        </w:rPr>
+        <w:t xml:space="preserve">Look at that. It ran the tests, ran the linter, and gave me a clean summary. Same result every time, no matter who runs it. That’s the value---consistency.</w:t>
       </w:r>
     </w:p>
     <w:p>
@@ -629,59 +577,59 @@
           <w:sz w:val="22"/>
           <w:szCs w:val="22"/>
         </w:rPr>
-        <w:t xml:space="preserve">***[SLIDE: Skills + Hooks = Quality Loop]***</w:t>
-      </w:r>
-    </w:p>
-    <w:p>
-      <w:pPr>
-        <w:spacing w:after="80" w:before="80"/>
-      </w:pPr>
-      <w:r>
-        <w:rPr>
-          <w:rFonts w:ascii="Arial" w:cs="Arial" w:eastAsia="Arial" w:hAnsi="Arial"/>
-          <w:sz w:val="22"/>
-          <w:szCs w:val="22"/>
-        </w:rPr>
-        <w:t xml:space="preserve">Here's how Skills and Hooks work together.</w:t>
-      </w:r>
-    </w:p>
-    <w:p>
-      <w:pPr>
-        <w:spacing w:after="80" w:before="80"/>
-      </w:pPr>
-      <w:r>
-        <w:rPr>
-          <w:rFonts w:ascii="Arial" w:cs="Arial" w:eastAsia="Arial" w:hAnsi="Arial"/>
-          <w:sz w:val="22"/>
-          <w:szCs w:val="22"/>
-        </w:rPr>
-        <w:t xml:space="preserve">Skills tell Claude HOW to write code---what patterns to follow, what conventions to use, what anti-patterns to avoid. That happens during generation.</w:t>
-      </w:r>
-    </w:p>
-    <w:p>
-      <w:pPr>
-        <w:spacing w:after="80" w:before="80"/>
-      </w:pPr>
-      <w:r>
-        <w:rPr>
-          <w:rFonts w:ascii="Arial" w:cs="Arial" w:eastAsia="Arial" w:hAnsi="Arial"/>
-          <w:sz w:val="22"/>
-          <w:szCs w:val="22"/>
-        </w:rPr>
-        <w:t xml:space="preserve">Hooks verify the output AFTER it's written---linting catches style issues, tests catch logic errors, dangerous command blocking prevents accidents.</w:t>
-      </w:r>
-    </w:p>
-    <w:p>
-      <w:pPr>
-        <w:spacing w:after="80" w:before="80"/>
-      </w:pPr>
-      <w:r>
-        <w:rPr>
-          <w:rFonts w:ascii="Arial" w:cs="Arial" w:eastAsia="Arial" w:hAnsi="Arial"/>
-          <w:sz w:val="22"/>
-          <w:szCs w:val="22"/>
-        </w:rPr>
-        <w:t xml:space="preserve">Together, they create a quality feedback loop. The AI writes code following your team's standards, and automated checks catch anything that slips through. This is the complete conductor paradigm---one agent, deeply enhanced with expertise and automation.</w:t>
+        <w:t xml:space="preserve">***[SLIDE: Writing Good Commands]***</w:t>
+      </w:r>
+    </w:p>
+    <w:p>
+      <w:pPr>
+        <w:spacing w:after="80" w:before="80"/>
+      </w:pPr>
+      <w:r>
+        <w:rPr>
+          <w:rFonts w:ascii="Arial" w:cs="Arial" w:eastAsia="Arial" w:hAnsi="Arial"/>
+          <w:sz w:val="22"/>
+          <w:szCs w:val="22"/>
+        </w:rPr>
+        <w:t xml:space="preserve">So what makes a good slash command? Three things.</w:t>
+      </w:r>
+    </w:p>
+    <w:p>
+      <w:pPr>
+        <w:spacing w:after="80" w:before="80"/>
+      </w:pPr>
+      <w:r>
+        <w:rPr>
+          <w:rFonts w:ascii="Arial" w:cs="Arial" w:eastAsia="Arial" w:hAnsi="Arial"/>
+          <w:sz w:val="22"/>
+          <w:szCs w:val="22"/>
+        </w:rPr>
+        <w:t xml:space="preserve">First---explicit steps. Don’t say “review the code.” Say “check for security issues, then performance, then style, then output a summary with severity levels.” The more specific your steps, the more reliable the output.</w:t>
+      </w:r>
+    </w:p>
+    <w:p>
+      <w:pPr>
+        <w:spacing w:after="80" w:before="80"/>
+      </w:pPr>
+      <w:r>
+        <w:rPr>
+          <w:rFonts w:ascii="Arial" w:cs="Arial" w:eastAsia="Arial" w:hAnsi="Arial"/>
+          <w:sz w:val="22"/>
+          <w:szCs w:val="22"/>
+        </w:rPr>
+        <w:t xml:space="preserve">Second---structured output. Ask for a consistent format so you can scan results quickly. Tables, severity levels, pass-or-fail summaries.</w:t>
+      </w:r>
+    </w:p>
+    <w:p>
+      <w:pPr>
+        <w:spacing w:after="80" w:before="80"/>
+      </w:pPr>
+      <w:r>
+        <w:rPr>
+          <w:rFonts w:ascii="Arial" w:cs="Arial" w:eastAsia="Arial" w:hAnsi="Arial"/>
+          <w:sz w:val="22"/>
+          <w:szCs w:val="22"/>
+        </w:rPr>
+        <w:t xml:space="preserve">Third---clear success criteria. A good command tells Claude what “done” looks like. For /verify, that’s “all tests pass and zero lint errors.”</w:t>
       </w:r>
     </w:p>
     <w:p>
@@ -698,20 +646,20 @@
           <w:sz w:val="22"/>
           <w:szCs w:val="22"/>
         </w:rPr>
-        <w:t xml:space="preserve">***[SLIDE: When to Add Hooks]***</w:t>
-      </w:r>
-    </w:p>
-    <w:p>
-      <w:pPr>
-        <w:spacing w:after="80" w:before="80"/>
-      </w:pPr>
-      <w:r>
-        <w:rPr>
-          <w:rFonts w:ascii="Arial" w:cs="Arial" w:eastAsia="Arial" w:hAnsi="Arial"/>
-          <w:sz w:val="22"/>
-          <w:szCs w:val="22"/>
-        </w:rPr>
-        <w:t xml:space="preserve">Start with two hooks: auto-lint on file writes and auto-test on source changes. Those two alone catch the majority of issues. Add the dangerous command blocker next---it's zero-cost and prevents disasters. Then add whatever makes sense for your workflow.</w:t>
+        <w:t xml:space="preserve">***[SLIDE: Commands Are Team-Shareable]***</w:t>
+      </w:r>
+    </w:p>
+    <w:p>
+      <w:pPr>
+        <w:spacing w:after="80" w:before="80"/>
+      </w:pPr>
+      <w:r>
+        <w:rPr>
+          <w:rFonts w:ascii="Arial" w:cs="Arial" w:eastAsia="Arial" w:hAnsi="Arial"/>
+          <w:sz w:val="22"/>
+          <w:szCs w:val="22"/>
+        </w:rPr>
+        <w:t xml:space="preserve">Here’s the real power: these are just markdown files in your repo. Commit them, and every developer on your team gets the same workflows. Your /review command gives the same checklist to every engineer. Your /scaffold generates code following the same patterns. Treat them like code---review them, version them, and evolve them over time.</w:t>
       </w:r>
     </w:p>
     <w:p>
@@ -735,7 +683,7 @@
           <w:sz w:val="22"/>
           <w:szCs w:val="22"/>
         </w:rPr>
-        <w:t xml:space="preserve">Keep hooks fast. A hook that takes 30 seconds to run after every file write will make Claude feel sluggish. Lint and fast tests are fine. Full build processes should be end-of-task hooks, not per-file hooks.</w:t>
+        <w:t xml:space="preserve">If you type the same prompt twice, it should probably be a slash command. Start with /verify and /review---those two cover most teams’ daily workflows. Then add project-specific ones like /scaffold or /release as you find repeating patterns.</w:t>
       </w:r>
     </w:p>
     <w:sectPr>
